--- a/docs/clinical/ACR_Companion_User_Manual_EN.docx
+++ b/docs/clinical/ACR_Companion_User_Manual_EN.docx
@@ -7,13 +7,11 @@
         <w:pStyle w:val="Title"/>
         <w:spacing w:after="200"/>
       </w:pPr>
-      <w:bookmarkStart w:id="0" w:name="_GoBack"/>
-      <w:bookmarkEnd w:id="0"/>
-      <w:r>
-        <w:rPr>
-          <w:rFonts w:eastAsia="Microsoft YaHei"/>
-        </w:rPr>
-        <w:t>ACR Companion (version 0.6.6): user manual for reviewers</w:t>
+      <w:r>
+        <w:rPr>
+          <w:rFonts w:eastAsia="Microsoft YaHei"/>
+        </w:rPr>
+        <w:t xml:space="preserve">ACR Companion: user manual for reviewers</w:t>
       </w:r>
     </w:p>
     <w:p>
@@ -26,13 +24,13 @@
           <w:b/>
           <w:bCs/>
         </w:rPr>
-        <w:t>Date:</w:t>
-      </w:r>
-      <w:r>
-        <w:rPr>
-          <w:rFonts w:eastAsia="Microsoft YaHei"/>
-        </w:rPr>
-        <w:t xml:space="preserve"> 17 September 2026</w:t>
+        <w:t xml:space="preserve">Applies to:</w:t>
+      </w:r>
+      <w:r>
+        <w:rPr>
+          <w:rFonts w:eastAsia="Microsoft YaHei"/>
+        </w:rPr>
+        <w:t xml:space="preserve"> v0.6.7 (Build 48). The version you have is shown on the About screen.</w:t>
       </w:r>
     </w:p>
     <w:p>
@@ -45,13 +43,13 @@
           <w:b/>
           <w:bCs/>
         </w:rPr>
-        <w:t>Status:</w:t>
-      </w:r>
-      <w:r>
-        <w:rPr>
-          <w:rFonts w:eastAsia="Microsoft YaHei"/>
-        </w:rPr>
-        <w:t xml:space="preserve"> DRAFT, for Kraken (CRIL) to approve before it is sent to reviewers.</w:t>
+        <w:t xml:space="preserve">Updated:</w:t>
+      </w:r>
+      <w:r>
+        <w:rPr>
+          <w:rFonts w:eastAsia="Microsoft YaHei"/>
+        </w:rPr>
+        <w:t xml:space="preserve"> 18 September 2026</w:t>
       </w:r>
     </w:p>
     <w:p>
@@ -64,13 +62,13 @@
           <w:b/>
           <w:bCs/>
         </w:rPr>
-        <w:t>For:</w:t>
-      </w:r>
-      <w:r>
-        <w:rPr>
-          <w:rFonts w:eastAsia="Microsoft YaHei"/>
-        </w:rPr>
-        <w:t xml:space="preserve"> invited clinical reviewers and review testers.</w:t>
+        <w:t xml:space="preserve">Status:</w:t>
+      </w:r>
+      <w:r>
+        <w:rPr>
+          <w:rFonts w:eastAsia="Microsoft YaHei"/>
+        </w:rPr>
+        <w:t xml:space="preserve"> approved by CRIL for the invited evaluation. Not for public distribution.</w:t>
       </w:r>
     </w:p>
     <w:p>
@@ -83,13 +81,32 @@
           <w:b/>
           <w:bCs/>
         </w:rPr>
-        <w:t>Chinese version:</w:t>
-      </w:r>
-      <w:r>
-        <w:rPr>
-          <w:rFonts w:eastAsia="Microsoft YaHei"/>
-        </w:rPr>
-        <w:t xml:space="preserve"> ACR_Companion_User_Manual_ZH-CN_17SEPT26.</w:t>
+        <w:t>For:</w:t>
+      </w:r>
+      <w:r>
+        <w:rPr>
+          <w:rFonts w:eastAsia="Microsoft YaHei"/>
+        </w:rPr>
+        <w:t xml:space="preserve"> invited clinical reviewers and review testers.</w:t>
+      </w:r>
+    </w:p>
+    <w:p>
+      <w:pPr>
+        <w:spacing w:after="120"/>
+      </w:pPr>
+      <w:r>
+        <w:rPr>
+          <w:rFonts w:eastAsia="Microsoft YaHei"/>
+          <w:b/>
+          <w:bCs/>
+        </w:rPr>
+        <w:t xml:space="preserve">Chinese version:</w:t>
+      </w:r>
+      <w:r>
+        <w:rPr>
+          <w:rFonts w:eastAsia="Microsoft YaHei"/>
+        </w:rPr>
+        <w:t xml:space="preserve"> ACR_Companion_User_Manual_ZH-CN.</w:t>
       </w:r>
     </w:p>
     <w:p>
@@ -148,13 +165,7 @@
         <w:rPr>
           <w:rFonts w:eastAsia="Microsoft YaHei"/>
         </w:rPr>
-        <w:t xml:space="preserve"> Results are decision suppor</w:t>
-      </w:r>
-      <w:r>
-        <w:rPr>
-          <w:rFonts w:eastAsia="Microsoft YaHei"/>
-        </w:rPr>
-        <w:t>t for evaluation. They must not be used to diagnose or treat anyone.</w:t>
+        <w:t xml:space="preserve"> Results are decision support for evaluation. They must not be used to diagnose or treat anyone.</w:t>
       </w:r>
     </w:p>
     <w:p>
@@ -241,13 +252,7 @@
         <w:rPr>
           <w:rFonts w:eastAsia="Microsoft YaHei"/>
         </w:rPr>
-        <w:t xml:space="preserve"> are the names of buttons and screens e</w:t>
-      </w:r>
-      <w:r>
-        <w:rPr>
-          <w:rFonts w:eastAsia="Microsoft YaHei"/>
-        </w:rPr>
-        <w:t>xactly as they appear in English.</w:t>
+        <w:t xml:space="preserve"> are the names of buttons and screens exactly as they appear in English.</w:t>
       </w:r>
     </w:p>
     <w:p>
@@ -284,12 +289,6 @@
         <w:gridCol w:w="7844"/>
       </w:tblGrid>
       <w:tr>
-        <w:tblPrEx>
-          <w:tblCellMar>
-            <w:top w:w="0" w:type="dxa"/>
-            <w:bottom w:w="0" w:type="dxa"/>
-          </w:tblCellMar>
-        </w:tblPrEx>
         <w:trPr>
           <w:cantSplit/>
         </w:trPr>
@@ -349,12 +348,6 @@
         </w:tc>
       </w:tr>
       <w:tr>
-        <w:tblPrEx>
-          <w:tblCellMar>
-            <w:top w:w="0" w:type="dxa"/>
-            <w:bottom w:w="0" w:type="dxa"/>
-          </w:tblCellMar>
-        </w:tblPrEx>
         <w:trPr>
           <w:cantSplit/>
         </w:trPr>
@@ -414,12 +407,6 @@
         </w:tc>
       </w:tr>
       <w:tr>
-        <w:tblPrEx>
-          <w:tblCellMar>
-            <w:top w:w="0" w:type="dxa"/>
-            <w:bottom w:w="0" w:type="dxa"/>
-          </w:tblCellMar>
-        </w:tblPrEx>
         <w:trPr>
           <w:cantSplit/>
         </w:trPr>
@@ -479,12 +466,6 @@
         </w:tc>
       </w:tr>
       <w:tr>
-        <w:tblPrEx>
-          <w:tblCellMar>
-            <w:top w:w="0" w:type="dxa"/>
-            <w:bottom w:w="0" w:type="dxa"/>
-          </w:tblCellMar>
-        </w:tblPrEx>
         <w:trPr>
           <w:cantSplit/>
         </w:trPr>
@@ -554,8 +535,45 @@
                 <w:sz w:val="18"/>
                 <w:szCs w:val="18"/>
               </w:rPr>
-              <w:t xml:space="preserve">, Français, Deutsch, Русский, </w:t>
-            </w:r>
+              <w:t xml:space="preserve">, </w:t>
+            </w:r>
+            <w:proofErr w:type="spellStart"/>
+            <w:r>
+              <w:rPr>
+                <w:rFonts w:eastAsia="Microsoft YaHei"/>
+                <w:sz w:val="18"/>
+                <w:szCs w:val="18"/>
+              </w:rPr>
+              <w:t>Français</w:t>
+            </w:r>
+            <w:proofErr w:type="spellEnd"/>
+            <w:r>
+              <w:rPr>
+                <w:rFonts w:eastAsia="Microsoft YaHei"/>
+                <w:sz w:val="18"/>
+                <w:szCs w:val="18"/>
+              </w:rPr>
+              <w:t xml:space="preserve">, Deutsch, </w:t>
+            </w:r>
+            <w:proofErr w:type="spellStart"/>
+            <w:r>
+              <w:rPr>
+                <w:rFonts w:eastAsia="Microsoft YaHei"/>
+                <w:sz w:val="18"/>
+                <w:szCs w:val="18"/>
+              </w:rPr>
+              <w:t>Русский</w:t>
+            </w:r>
+            <w:proofErr w:type="spellEnd"/>
+            <w:r>
+              <w:rPr>
+                <w:rFonts w:eastAsia="Microsoft YaHei"/>
+                <w:sz w:val="18"/>
+                <w:szCs w:val="18"/>
+              </w:rPr>
+              <w:t xml:space="preserve">, </w:t>
+            </w:r>
+            <w:proofErr w:type="spellStart"/>
             <w:r>
               <w:rPr>
                 <w:rFonts w:eastAsia="Microsoft YaHei"/>
@@ -564,6 +582,7 @@
               </w:rPr>
               <w:t>العربية</w:t>
             </w:r>
+            <w:proofErr w:type="spellEnd"/>
             <w:r>
               <w:rPr>
                 <w:rFonts w:eastAsia="Microsoft YaHei"/>
@@ -640,13 +659,7 @@
         <w:rPr>
           <w:rFonts w:eastAsia="Microsoft YaHei"/>
         </w:rPr>
-        <w:t xml:space="preserve"> Install only the file</w:t>
-      </w:r>
-      <w:r>
-        <w:rPr>
-          <w:rFonts w:eastAsia="Microsoft YaHei"/>
-        </w:rPr>
-        <w:t xml:space="preserve"> or link CRIL sends you.</w:t>
+        <w:t xml:space="preserve"> Install only the file or link CRIL sends you.</w:t>
       </w:r>
     </w:p>
     <w:p>
@@ -683,8 +696,18 @@
           <w:sz w:val="18"/>
           <w:szCs w:val="18"/>
         </w:rPr>
-        <w:t>.apk</w:t>
-      </w:r>
+        <w:t>.</w:t>
+      </w:r>
+      <w:proofErr w:type="spellStart"/>
+      <w:r>
+        <w:rPr>
+          <w:rFonts w:ascii="Consolas" w:eastAsia="Microsoft YaHei" w:hAnsi="Consolas"/>
+          <w:sz w:val="18"/>
+          <w:szCs w:val="18"/>
+        </w:rPr>
+        <w:t>apk</w:t>
+      </w:r>
+      <w:proofErr w:type="spellEnd"/>
       <w:r>
         <w:rPr>
           <w:rFonts w:eastAsia="Microsoft YaHei"/>
@@ -705,13 +728,7 @@
         <w:rPr>
           <w:rFonts w:eastAsia="Microsoft YaHei"/>
         </w:rPr>
-        <w:t>If the phone asks, allow installation from this source (for example, your browser or file manager). Some phones, such as Xiaomi and Samsung, show an extra secu</w:t>
-      </w:r>
-      <w:r>
-        <w:rPr>
-          <w:rFonts w:eastAsia="Microsoft YaHei"/>
-        </w:rPr>
-        <w:t>rity prompt: choose to continue.</w:t>
+        <w:t>If the phone asks, allow installation from this source (for example, your browser or file manager). Some phones, such as Xiaomi and Samsung, show an extra security prompt: choose to continue.</w:t>
       </w:r>
     </w:p>
     <w:p>
@@ -790,13 +807,7 @@
         <w:rPr>
           <w:rFonts w:eastAsia="Microsoft YaHei"/>
         </w:rPr>
-        <w:t>If an earlier version is already installed, CRIL will tell</w:t>
-      </w:r>
-      <w:r>
-        <w:rPr>
-          <w:rFonts w:eastAsia="Microsoft YaHei"/>
-        </w:rPr>
-        <w:t xml:space="preserve"> you whether to update over it or to remove it first.</w:t>
+        <w:t>If an earlier version is already installed, CRIL will tell you whether to update over it or to remove it first.</w:t>
       </w:r>
     </w:p>
     <w:p>
@@ -834,12 +845,6 @@
         <w:gridCol w:w="4978"/>
       </w:tblGrid>
       <w:tr>
-        <w:tblPrEx>
-          <w:tblCellMar>
-            <w:top w:w="0" w:type="dxa"/>
-            <w:bottom w:w="0" w:type="dxa"/>
-          </w:tblCellMar>
-        </w:tblPrEx>
         <w:trPr>
           <w:cantSplit/>
           <w:tblHeader/>
@@ -940,12 +945,6 @@
         </w:tc>
       </w:tr>
       <w:tr>
-        <w:tblPrEx>
-          <w:tblCellMar>
-            <w:top w:w="0" w:type="dxa"/>
-            <w:bottom w:w="0" w:type="dxa"/>
-          </w:tblCellMar>
-        </w:tblPrEx>
         <w:trPr>
           <w:cantSplit/>
         </w:trPr>
@@ -1032,12 +1031,6 @@
         </w:tc>
       </w:tr>
       <w:tr>
-        <w:tblPrEx>
-          <w:tblCellMar>
-            <w:top w:w="0" w:type="dxa"/>
-            <w:bottom w:w="0" w:type="dxa"/>
-          </w:tblCellMar>
-        </w:tblPrEx>
         <w:trPr>
           <w:cantSplit/>
         </w:trPr>
@@ -1124,12 +1117,6 @@
         </w:tc>
       </w:tr>
       <w:tr>
-        <w:tblPrEx>
-          <w:tblCellMar>
-            <w:top w:w="0" w:type="dxa"/>
-            <w:bottom w:w="0" w:type="dxa"/>
-          </w:tblCellMar>
-        </w:tblPrEx>
         <w:trPr>
           <w:cantSplit/>
         </w:trPr>
@@ -1216,12 +1203,6 @@
         </w:tc>
       </w:tr>
       <w:tr>
-        <w:tblPrEx>
-          <w:tblCellMar>
-            <w:top w:w="0" w:type="dxa"/>
-            <w:bottom w:w="0" w:type="dxa"/>
-          </w:tblCellMar>
-        </w:tblPrEx>
         <w:trPr>
           <w:cantSplit/>
         </w:trPr>
@@ -1308,12 +1289,6 @@
         </w:tc>
       </w:tr>
       <w:tr>
-        <w:tblPrEx>
-          <w:tblCellMar>
-            <w:top w:w="0" w:type="dxa"/>
-            <w:bottom w:w="0" w:type="dxa"/>
-          </w:tblCellMar>
-        </w:tblPrEx>
         <w:trPr>
           <w:cantSplit/>
         </w:trPr>
@@ -1394,26 +1369,12 @@
                 <w:sz w:val="18"/>
                 <w:szCs w:val="18"/>
               </w:rPr>
-              <w:t>CA 15-3, CEA, surgery date, Ba</w:t>
-            </w:r>
-            <w:r>
-              <w:rPr>
-                <w:rFonts w:eastAsia="Microsoft YaHei"/>
-                <w:sz w:val="18"/>
-                <w:szCs w:val="18"/>
-              </w:rPr>
-              <w:t>yesian option</w:t>
+              <w:t>CA 15-3, CEA, surgery date, Bayesian option</w:t>
             </w:r>
           </w:p>
         </w:tc>
       </w:tr>
       <w:tr>
-        <w:tblPrEx>
-          <w:tblCellMar>
-            <w:top w:w="0" w:type="dxa"/>
-            <w:bottom w:w="0" w:type="dxa"/>
-          </w:tblCellMar>
-        </w:tblPrEx>
         <w:trPr>
           <w:cantSplit/>
         </w:trPr>
@@ -1500,12 +1461,6 @@
         </w:tc>
       </w:tr>
       <w:tr>
-        <w:tblPrEx>
-          <w:tblCellMar>
-            <w:top w:w="0" w:type="dxa"/>
-            <w:bottom w:w="0" w:type="dxa"/>
-          </w:tblCellMar>
-        </w:tblPrEx>
         <w:trPr>
           <w:cantSplit/>
         </w:trPr>
@@ -1592,12 +1547,6 @@
         </w:tc>
       </w:tr>
       <w:tr>
-        <w:tblPrEx>
-          <w:tblCellMar>
-            <w:top w:w="0" w:type="dxa"/>
-            <w:bottom w:w="0" w:type="dxa"/>
-          </w:tblCellMar>
-        </w:tblPrEx>
         <w:trPr>
           <w:cantSplit/>
         </w:trPr>
@@ -1684,12 +1633,6 @@
         </w:tc>
       </w:tr>
       <w:tr>
-        <w:tblPrEx>
-          <w:tblCellMar>
-            <w:top w:w="0" w:type="dxa"/>
-            <w:bottom w:w="0" w:type="dxa"/>
-          </w:tblCellMar>
-        </w:tblPrEx>
         <w:trPr>
           <w:cantSplit/>
         </w:trPr>
@@ -1970,7 +1913,7 @@
           <w:b/>
           <w:bCs/>
         </w:rPr>
-        <w:t xml:space="preserve">Privacy &amp; Cookies</w:t>
+        <w:t>Privacy &amp; Cookies</w:t>
       </w:r>
       <w:r>
         <w:rPr>
@@ -1984,7 +1927,7 @@
           <w:b/>
           <w:bCs/>
         </w:rPr>
-        <w:t xml:space="preserve">READ DETAILS</w:t>
+        <w:t>READ DETAILS</w:t>
       </w:r>
       <w:r>
         <w:rPr>
@@ -2135,13 +2078,7 @@
         <w:rPr>
           <w:rFonts w:eastAsia="Microsoft YaHei"/>
         </w:rPr>
-        <w:t>A me</w:t>
-      </w:r>
-      <w:r>
-        <w:rPr>
-          <w:rFonts w:eastAsia="Microsoft YaHei"/>
-        </w:rPr>
-        <w:t xml:space="preserve">ssage confirms: </w:t>
+        <w:t xml:space="preserve">A message confirms: </w:t>
       </w:r>
       <w:r>
         <w:rPr>
@@ -2282,13 +2219,7 @@
         <w:rPr>
           <w:rFonts w:eastAsia="Microsoft YaHei"/>
         </w:rPr>
-        <w:t xml:space="preserve"> Ask C</w:t>
-      </w:r>
-      <w:r>
-        <w:rPr>
-          <w:rFonts w:eastAsia="Microsoft YaHei"/>
-        </w:rPr>
-        <w:t>RIL for a new code.</w:t>
+        <w:t xml:space="preserve"> Ask CRIL for a new code.</w:t>
       </w:r>
     </w:p>
     <w:p>
@@ -2342,13 +2273,7 @@
         <w:rPr>
           <w:rFonts w:eastAsia="Microsoft YaHei"/>
         </w:rPr>
-        <w:t xml:space="preserve">The code itself is never stored on the </w:t>
-      </w:r>
-      <w:r>
-        <w:rPr>
-          <w:rFonts w:eastAsia="Microsoft YaHei"/>
-        </w:rPr>
-        <w:t>phone.</w:t>
+        <w:t>The code itself is never stored on the phone.</w:t>
       </w:r>
     </w:p>
     <w:p>
@@ -2569,12 +2494,6 @@
         <w:gridCol w:w="2573"/>
       </w:tblGrid>
       <w:tr>
-        <w:tblPrEx>
-          <w:tblCellMar>
-            <w:top w:w="0" w:type="dxa"/>
-            <w:bottom w:w="0" w:type="dxa"/>
-          </w:tblCellMar>
-        </w:tblPrEx>
         <w:trPr>
           <w:cantSplit/>
           <w:tblHeader/>
@@ -2674,12 +2593,6 @@
         </w:tc>
       </w:tr>
       <w:tr>
-        <w:tblPrEx>
-          <w:tblCellMar>
-            <w:top w:w="0" w:type="dxa"/>
-            <w:bottom w:w="0" w:type="dxa"/>
-          </w:tblCellMar>
-        </w:tblPrEx>
         <w:trPr>
           <w:cantSplit/>
         </w:trPr>
@@ -2766,12 +2679,6 @@
         </w:tc>
       </w:tr>
       <w:tr>
-        <w:tblPrEx>
-          <w:tblCellMar>
-            <w:top w:w="0" w:type="dxa"/>
-            <w:bottom w:w="0" w:type="dxa"/>
-          </w:tblCellMar>
-        </w:tblPrEx>
         <w:trPr>
           <w:cantSplit/>
         </w:trPr>
@@ -2879,15 +2786,7 @@
           <w:b/>
           <w:bCs/>
         </w:rPr>
-        <w:t>d</w:t>
-      </w:r>
-      <w:r>
-        <w:rPr>
-          <w:rFonts w:eastAsia="Microsoft YaHei"/>
-          <w:b/>
-          <w:bCs/>
-        </w:rPr>
-        <w:t>o not change any value</w:t>
+        <w:t>do not change any value</w:t>
       </w:r>
       <w:r>
         <w:rPr>
@@ -2968,13 +2867,7 @@
         <w:rPr>
           <w:rFonts w:eastAsia="Microsoft YaHei"/>
         </w:rPr>
-        <w:t xml:space="preserve"> stays unavailable until Ki-67 is a number from 0 </w:t>
-      </w:r>
-      <w:r>
-        <w:rPr>
-          <w:rFonts w:eastAsia="Microsoft YaHei"/>
-        </w:rPr>
-        <w:t>to 100.</w:t>
+        <w:t xml:space="preserve"> stays unavailable until Ki-67 is a number from 0 to 100.</w:t>
       </w:r>
     </w:p>
     <w:p>
@@ -3074,13 +2967,7 @@
         <w:rPr>
           <w:rFonts w:eastAsia="Microsoft YaHei"/>
         </w:rPr>
-        <w:t xml:space="preserve"> above the</w:t>
-      </w:r>
-      <w:r>
-        <w:rPr>
-          <w:rFonts w:eastAsia="Microsoft YaHei"/>
-        </w:rPr>
-        <w:t xml:space="preserve"> keyboard (iPhone) or the keyboard's tick/done key (Android) to close the keyboard.</w:t>
+        <w:t xml:space="preserve"> above the keyboard (iPhone) or the keyboard's tick/done key (Android) to close the keyboard.</w:t>
       </w:r>
     </w:p>
     <w:p>
@@ -3189,12 +3076,6 @@
         <w:gridCol w:w="2671"/>
       </w:tblGrid>
       <w:tr>
-        <w:tblPrEx>
-          <w:tblCellMar>
-            <w:top w:w="0" w:type="dxa"/>
-            <w:bottom w:w="0" w:type="dxa"/>
-          </w:tblCellMar>
-        </w:tblPrEx>
         <w:trPr>
           <w:cantSplit/>
           <w:tblHeader/>
@@ -3282,12 +3163,6 @@
         </w:tc>
       </w:tr>
       <w:tr>
-        <w:tblPrEx>
-          <w:tblCellMar>
-            <w:top w:w="0" w:type="dxa"/>
-            <w:bottom w:w="0" w:type="dxa"/>
-          </w:tblCellMar>
-        </w:tblPrEx>
         <w:trPr>
           <w:cantSplit/>
         </w:trPr>
@@ -3374,12 +3249,6 @@
         </w:tc>
       </w:tr>
       <w:tr>
-        <w:tblPrEx>
-          <w:tblCellMar>
-            <w:top w:w="0" w:type="dxa"/>
-            <w:bottom w:w="0" w:type="dxa"/>
-          </w:tblCellMar>
-        </w:tblPrEx>
         <w:trPr>
           <w:cantSplit/>
         </w:trPr>
@@ -3466,12 +3335,6 @@
         </w:tc>
       </w:tr>
       <w:tr>
-        <w:tblPrEx>
-          <w:tblCellMar>
-            <w:top w:w="0" w:type="dxa"/>
-            <w:bottom w:w="0" w:type="dxa"/>
-          </w:tblCellMar>
-        </w:tblPrEx>
         <w:trPr>
           <w:cantSplit/>
         </w:trPr>
@@ -3558,12 +3421,6 @@
         </w:tc>
       </w:tr>
       <w:tr>
-        <w:tblPrEx>
-          <w:tblCellMar>
-            <w:top w:w="0" w:type="dxa"/>
-            <w:bottom w:w="0" w:type="dxa"/>
-          </w:tblCellMar>
-        </w:tblPrEx>
         <w:trPr>
           <w:cantSplit/>
         </w:trPr>
@@ -3663,52 +3520,35 @@
         <w:rPr>
           <w:rFonts w:eastAsia="Microsoft YaHei"/>
         </w:rPr>
-        <w:t xml:space="preserve">The hint </w:t>
-      </w:r>
-      <w:r>
+        <w:t xml:space="preserve">The hint "Luminal A &lt; 14, Luminal B ≥ 14" is guidance only; the platform decides the subtype.</w:t>
+      </w:r>
+    </w:p>
+    <w:p>
+      <w:pPr>
         <w:rPr>
           <w:rFonts w:eastAsia="Microsoft YaHei"/>
           <w:i/>
           <w:iCs/>
         </w:rPr>
-        <w:t>"Luminal A &lt; 14, Luminal B ≥ 14"</w:t>
-      </w:r>
-      <w:r>
-        <w:rPr>
-          <w:rFonts w:eastAsia="Microsoft YaHei"/>
-        </w:rPr>
-        <w:t xml:space="preserve"> is guidance only; the platform decides the subtype. The screen also shows the </w:t>
-      </w:r>
-      <w:r>
-        <w:rPr>
-          <w:rFonts w:eastAsia="Microsoft YaHei"/>
-          <w:b/>
-          <w:bCs/>
-        </w:rPr>
-        <w:t>Session ID</w:t>
-      </w:r>
-      <w:r>
-        <w:rPr>
-          <w:rFonts w:eastAsia="Microsoft YaHei"/>
-        </w:rPr>
-        <w:t>, a random reference created for each assessment. It is not a patient identifier.</w:t>
-      </w:r>
-    </w:p>
-    <w:p>
-      <w:pPr>
+      </w:pPr>
+      <w:r>
         <w:rPr>
           <w:rFonts w:eastAsia="Microsoft YaHei"/>
           <w:i/>
           <w:iCs/>
         </w:rPr>
-      </w:pPr>
-      <w:r>
-        <w:rPr>
-          <w:rFonts w:eastAsia="Microsoft YaHei"/>
-          <w:i/>
-          <w:iCs/>
-        </w:rPr>
         <w:t>Please note: HER2 currently offers Positive or Negative only. There is no "2+, ISH pending" (equivocal) choice yet. A case that would normally be recorded as equivocal cannot be entered as such at this time; please tell CRIL if this affects your testing.</w:t>
+      </w:r>
+    </w:p>
+    <w:p>
+      <w:pPr>
+        <w:spacing w:after="120"/>
+      </w:pPr>
+      <w:r>
+        <w:rPr>
+          <w:rFonts w:eastAsia="Microsoft YaHei"/>
+        </w:rPr>
+        <w:t xml:space="preserve">The screen also shows the Session ID, a random reference created for each assessment. It is not a patient identifier.</w:t>
       </w:r>
     </w:p>
     <w:p>
@@ -3720,13 +3560,7 @@
         <w:rPr>
           <w:rFonts w:eastAsia="Microsoft YaHei"/>
         </w:rPr>
-        <w:t>S</w:t>
-      </w:r>
-      <w:r>
-        <w:rPr>
-          <w:rFonts w:eastAsia="Microsoft YaHei"/>
-        </w:rPr>
-        <w:t>creen 2 of 5 — Tumour characteristics</w:t>
+        <w:t>Screen 2 of 5 — Tumour characteristics</w:t>
       </w:r>
     </w:p>
     <w:tbl>
@@ -3753,12 +3587,6 @@
         <w:gridCol w:w="3737"/>
       </w:tblGrid>
       <w:tr>
-        <w:tblPrEx>
-          <w:tblCellMar>
-            <w:top w:w="0" w:type="dxa"/>
-            <w:bottom w:w="0" w:type="dxa"/>
-          </w:tblCellMar>
-        </w:tblPrEx>
         <w:trPr>
           <w:cantSplit/>
           <w:tblHeader/>
@@ -3846,12 +3674,6 @@
         </w:tc>
       </w:tr>
       <w:tr>
-        <w:tblPrEx>
-          <w:tblCellMar>
-            <w:top w:w="0" w:type="dxa"/>
-            <w:bottom w:w="0" w:type="dxa"/>
-          </w:tblCellMar>
-        </w:tblPrEx>
         <w:trPr>
           <w:cantSplit/>
         </w:trPr>
@@ -3938,12 +3760,6 @@
         </w:tc>
       </w:tr>
       <w:tr>
-        <w:tblPrEx>
-          <w:tblCellMar>
-            <w:top w:w="0" w:type="dxa"/>
-            <w:bottom w:w="0" w:type="dxa"/>
-          </w:tblCellMar>
-        </w:tblPrEx>
         <w:trPr>
           <w:cantSplit/>
         </w:trPr>
@@ -4030,12 +3846,6 @@
         </w:tc>
       </w:tr>
       <w:tr>
-        <w:tblPrEx>
-          <w:tblCellMar>
-            <w:top w:w="0" w:type="dxa"/>
-            <w:bottom w:w="0" w:type="dxa"/>
-          </w:tblCellMar>
-        </w:tblPrEx>
         <w:trPr>
           <w:cantSplit/>
         </w:trPr>
@@ -4123,12 +3933,6 @@
         </w:tc>
       </w:tr>
       <w:tr>
-        <w:tblPrEx>
-          <w:tblCellMar>
-            <w:top w:w="0" w:type="dxa"/>
-            <w:bottom w:w="0" w:type="dxa"/>
-          </w:tblCellMar>
-        </w:tblPrEx>
         <w:trPr>
           <w:cantSplit/>
         </w:trPr>
@@ -4215,12 +4019,6 @@
         </w:tc>
       </w:tr>
       <w:tr>
-        <w:tblPrEx>
-          <w:tblCellMar>
-            <w:top w:w="0" w:type="dxa"/>
-            <w:bottom w:w="0" w:type="dxa"/>
-          </w:tblCellMar>
-        </w:tblPrEx>
         <w:trPr>
           <w:cantSplit/>
         </w:trPr>
@@ -4348,12 +4146,6 @@
         <w:gridCol w:w="2293"/>
       </w:tblGrid>
       <w:tr>
-        <w:tblPrEx>
-          <w:tblCellMar>
-            <w:top w:w="0" w:type="dxa"/>
-            <w:bottom w:w="0" w:type="dxa"/>
-          </w:tblCellMar>
-        </w:tblPrEx>
         <w:trPr>
           <w:cantSplit/>
           <w:tblHeader/>
@@ -4441,12 +4233,6 @@
         </w:tc>
       </w:tr>
       <w:tr>
-        <w:tblPrEx>
-          <w:tblCellMar>
-            <w:top w:w="0" w:type="dxa"/>
-            <w:bottom w:w="0" w:type="dxa"/>
-          </w:tblCellMar>
-        </w:tblPrEx>
         <w:trPr>
           <w:cantSplit/>
         </w:trPr>
@@ -4533,12 +4319,6 @@
         </w:tc>
       </w:tr>
       <w:tr>
-        <w:tblPrEx>
-          <w:tblCellMar>
-            <w:top w:w="0" w:type="dxa"/>
-            <w:bottom w:w="0" w:type="dxa"/>
-          </w:tblCellMar>
-        </w:tblPrEx>
         <w:trPr>
           <w:cantSplit/>
         </w:trPr>
@@ -4625,12 +4405,6 @@
         </w:tc>
       </w:tr>
       <w:tr>
-        <w:tblPrEx>
-          <w:tblCellMar>
-            <w:top w:w="0" w:type="dxa"/>
-            <w:bottom w:w="0" w:type="dxa"/>
-          </w:tblCellMar>
-        </w:tblPrEx>
         <w:trPr>
           <w:cantSplit/>
         </w:trPr>
@@ -4717,12 +4491,6 @@
         </w:tc>
       </w:tr>
       <w:tr>
-        <w:tblPrEx>
-          <w:tblCellMar>
-            <w:top w:w="0" w:type="dxa"/>
-            <w:bottom w:w="0" w:type="dxa"/>
-          </w:tblCellMar>
-        </w:tblPrEx>
         <w:trPr>
           <w:cantSplit/>
         </w:trPr>
@@ -4875,12 +4643,6 @@
         <w:gridCol w:w="3098"/>
       </w:tblGrid>
       <w:tr>
-        <w:tblPrEx>
-          <w:tblCellMar>
-            <w:top w:w="0" w:type="dxa"/>
-            <w:bottom w:w="0" w:type="dxa"/>
-          </w:tblCellMar>
-        </w:tblPrEx>
         <w:trPr>
           <w:cantSplit/>
           <w:tblHeader/>
@@ -4968,12 +4730,6 @@
         </w:tc>
       </w:tr>
       <w:tr>
-        <w:tblPrEx>
-          <w:tblCellMar>
-            <w:top w:w="0" w:type="dxa"/>
-            <w:bottom w:w="0" w:type="dxa"/>
-          </w:tblCellMar>
-        </w:tblPrEx>
         <w:trPr>
           <w:cantSplit/>
         </w:trPr>
@@ -5060,12 +4816,6 @@
         </w:tc>
       </w:tr>
       <w:tr>
-        <w:tblPrEx>
-          <w:tblCellMar>
-            <w:top w:w="0" w:type="dxa"/>
-            <w:bottom w:w="0" w:type="dxa"/>
-          </w:tblCellMar>
-        </w:tblPrEx>
         <w:trPr>
           <w:cantSplit/>
         </w:trPr>
@@ -5193,12 +4943,6 @@
         <w:gridCol w:w="2766"/>
       </w:tblGrid>
       <w:tr>
-        <w:tblPrEx>
-          <w:tblCellMar>
-            <w:top w:w="0" w:type="dxa"/>
-            <w:bottom w:w="0" w:type="dxa"/>
-          </w:tblCellMar>
-        </w:tblPrEx>
         <w:trPr>
           <w:cantSplit/>
           <w:tblHeader/>
@@ -5286,12 +5030,6 @@
         </w:tc>
       </w:tr>
       <w:tr>
-        <w:tblPrEx>
-          <w:tblCellMar>
-            <w:top w:w="0" w:type="dxa"/>
-            <w:bottom w:w="0" w:type="dxa"/>
-          </w:tblCellMar>
-        </w:tblPrEx>
         <w:trPr>
           <w:cantSplit/>
         </w:trPr>
@@ -5378,12 +5116,6 @@
         </w:tc>
       </w:tr>
       <w:tr>
-        <w:tblPrEx>
-          <w:tblCellMar>
-            <w:top w:w="0" w:type="dxa"/>
-            <w:bottom w:w="0" w:type="dxa"/>
-          </w:tblCellMar>
-        </w:tblPrEx>
         <w:trPr>
           <w:cantSplit/>
         </w:trPr>
@@ -5470,12 +5202,6 @@
         </w:tc>
       </w:tr>
       <w:tr>
-        <w:tblPrEx>
-          <w:tblCellMar>
-            <w:top w:w="0" w:type="dxa"/>
-            <w:bottom w:w="0" w:type="dxa"/>
-          </w:tblCellMar>
-        </w:tblPrEx>
         <w:trPr>
           <w:cantSplit/>
         </w:trPr>
@@ -5562,12 +5288,6 @@
         </w:tc>
       </w:tr>
       <w:tr>
-        <w:tblPrEx>
-          <w:tblCellMar>
-            <w:top w:w="0" w:type="dxa"/>
-            <w:bottom w:w="0" w:type="dxa"/>
-          </w:tblCellMar>
-        </w:tblPrEx>
         <w:trPr>
           <w:cantSplit/>
         </w:trPr>
@@ -5654,12 +5374,6 @@
         </w:tc>
       </w:tr>
       <w:tr>
-        <w:tblPrEx>
-          <w:tblCellMar>
-            <w:top w:w="0" w:type="dxa"/>
-            <w:bottom w:w="0" w:type="dxa"/>
-          </w:tblCellMar>
-        </w:tblPrEx>
         <w:trPr>
           <w:cantSplit/>
         </w:trPr>
@@ -5873,13 +5587,7 @@
         <w:rPr>
           <w:rFonts w:eastAsia="Microsoft YaHei"/>
         </w:rPr>
-        <w:t xml:space="preserve"> marks a sample value you have not changed, so you can tell your own entries apa</w:t>
-      </w:r>
-      <w:r>
-        <w:rPr>
-          <w:rFonts w:eastAsia="Microsoft YaHei"/>
-        </w:rPr>
-        <w:t>rt.</w:t>
+        <w:t xml:space="preserve"> marks a sample value you have not changed, so you can tell your own entries apart.</w:t>
       </w:r>
     </w:p>
     <w:p>
@@ -5991,6 +5699,7 @@
         <w:rPr>
           <w:rFonts w:eastAsia="Microsoft YaHei"/>
         </w:rPr>
+        <w:lastRenderedPageBreak/>
         <w:t xml:space="preserve">When you submit a live case, the service first checks that the platform is still the approved version. If it cannot confirm this, </w:t>
       </w:r>
       <w:r>
@@ -5999,7 +5708,7 @@
           <w:b/>
           <w:bCs/>
         </w:rPr>
-        <w:t xml:space="preserve">no result is shown</w:t>
+        <w:t>no result is shown</w:t>
       </w:r>
       <w:r>
         <w:rPr>
@@ -6013,7 +5722,7 @@
           <w:b/>
           <w:bCs/>
         </w:rPr>
-        <w:t xml:space="preserve">Service unavailable</w:t>
+        <w:t>Service unavailable</w:t>
       </w:r>
       <w:r>
         <w:rPr>
@@ -6027,7 +5736,7 @@
           <w:b/>
           <w:bCs/>
         </w:rPr>
-        <w:t xml:space="preserve">Retry verification</w:t>
+        <w:t>Retry verification</w:t>
       </w:r>
       <w:r>
         <w:rPr>
@@ -6050,7 +5759,7 @@
           <w:i/>
           <w:iCs/>
         </w:rPr>
-        <w:t xml:space="preserve">Please note: the platform's own "ASSESSMENT BLOCKED" wording, which you may see inside a completed result for an incomplete case (section 10), is different. That result still shows the subtype, treatment lines and biomarkers; only the risk is withheld.</w:t>
+        <w:t>Please note: the platform's own "ASSESSMENT BLOCKED" wording, which you may see inside a completed result for an incomplete case (section 10), is different. That result still shows the subtype, treatment lines and biomarkers; only the risk is withheld.</w:t>
       </w:r>
     </w:p>
     <w:p>
@@ -6138,13 +5847,7 @@
         <w:rPr>
           <w:rFonts w:eastAsia="Microsoft YaHei"/>
         </w:rPr>
-        <w:t>. Risk is a word in your language: HIGH, INTERMEDIATE or LOW. Red means high, green</w:t>
-      </w:r>
-      <w:r>
-        <w:rPr>
-          <w:rFonts w:eastAsia="Microsoft YaHei"/>
-        </w:rPr>
-        <w:t xml:space="preserve"> low, blue anything else. A line says where the result came from (verified live platform, or a previously recorded synthetic result).</w:t>
+        <w:t>. Risk is a word in your language: HIGH, INTERMEDIATE or LOW. Red means high, green low, blue anything else. A line says where the result came from (verified live platform, or a previously recorded synthetic result).</w:t>
       </w:r>
     </w:p>
     <w:p>
@@ -6276,15 +5979,7 @@
           <w:b/>
           <w:bCs/>
         </w:rPr>
-        <w:t>Classi</w:t>
-      </w:r>
-      <w:r>
-        <w:rPr>
-          <w:rFonts w:eastAsia="Microsoft YaHei"/>
-          <w:b/>
-          <w:bCs/>
-        </w:rPr>
-        <w:t>fication confidence:</w:t>
+        <w:t>Classification confidence:</w:t>
       </w:r>
       <w:r>
         <w:rPr>
@@ -6393,15 +6088,7 @@
           <w:b/>
           <w:bCs/>
         </w:rPr>
-        <w:t>Ris</w:t>
-      </w:r>
-      <w:r>
-        <w:rPr>
-          <w:rFonts w:eastAsia="Microsoft YaHei"/>
-          <w:b/>
-          <w:bCs/>
-        </w:rPr>
-        <w:t>k</w:t>
+        <w:t>Risk</w:t>
       </w:r>
       <w:r>
         <w:rPr>
@@ -6521,13 +6208,7 @@
         <w:rPr>
           <w:rFonts w:eastAsia="Microsoft YaHei"/>
         </w:rPr>
-        <w:t>T</w:t>
-      </w:r>
-      <w:r>
-        <w:rPr>
-          <w:rFonts w:eastAsia="Microsoft YaHei"/>
-        </w:rPr>
-        <w:t>he result is not saved</w:t>
+        <w:t>The result is not saved</w:t>
       </w:r>
     </w:p>
     <w:p>
@@ -6568,7 +6249,13 @@
           <w:b/>
           <w:bCs/>
         </w:rPr>
-        <w:t>Ne</w:t>
+        <w:t>New assessment</w:t>
+      </w:r>
+      <w:r>
+        <w:rPr>
+          <w:rFonts w:eastAsia="Microsoft YaHei"/>
+        </w:rPr>
+        <w:t xml:space="preserve"> or </w:t>
       </w:r>
       <w:r>
         <w:rPr>
@@ -6576,13 +6263,13 @@
           <w:b/>
           <w:bCs/>
         </w:rPr>
-        <w:t>w assessment</w:t>
-      </w:r>
-      <w:r>
-        <w:rPr>
-          <w:rFonts w:eastAsia="Microsoft YaHei"/>
-        </w:rPr>
-        <w:t xml:space="preserve"> or </w:t>
+        <w:t>Done</w:t>
+      </w:r>
+      <w:r>
+        <w:rPr>
+          <w:rFonts w:eastAsia="Microsoft YaHei"/>
+        </w:rPr>
+        <w:t xml:space="preserve">. All entries are cleared and the app returns to </w:t>
       </w:r>
       <w:r>
         <w:rPr>
@@ -6590,13 +6277,13 @@
           <w:b/>
           <w:bCs/>
         </w:rPr>
-        <w:t>Done</w:t>
-      </w:r>
-      <w:r>
-        <w:rPr>
-          <w:rFonts w:eastAsia="Microsoft YaHei"/>
-        </w:rPr>
-        <w:t xml:space="preserve">. All entries are cleared and the app returns to </w:t>
+        <w:t>Evaluation access</w:t>
+      </w:r>
+      <w:r>
+        <w:rPr>
+          <w:rFonts w:eastAsia="Microsoft YaHei"/>
+        </w:rPr>
+        <w:t xml:space="preserve">, still connected. Tap </w:t>
       </w:r>
       <w:r>
         <w:rPr>
@@ -6604,13 +6291,35 @@
           <w:b/>
           <w:bCs/>
         </w:rPr>
-        <w:t>Evaluation access</w:t>
-      </w:r>
-      <w:r>
-        <w:rPr>
-          <w:rFonts w:eastAsia="Microsoft YaHei"/>
-        </w:rPr>
-        <w:t xml:space="preserve">, still connected. Tap </w:t>
+        <w:t>Next</w:t>
+      </w:r>
+      <w:r>
+        <w:rPr>
+          <w:rFonts w:eastAsia="Microsoft YaHei"/>
+        </w:rPr>
+        <w:t xml:space="preserve"> to begin.</w:t>
+      </w:r>
+    </w:p>
+    <w:p>
+      <w:pPr>
+        <w:pStyle w:val="Heading1"/>
+      </w:pPr>
+      <w:r>
+        <w:rPr>
+          <w:rFonts w:eastAsia="Microsoft YaHei"/>
+        </w:rPr>
+        <w:t>12. Disconnecting</w:t>
+      </w:r>
+    </w:p>
+    <w:p>
+      <w:pPr>
+        <w:spacing w:after="120"/>
+      </w:pPr>
+      <w:r>
+        <w:rPr>
+          <w:rFonts w:eastAsia="Microsoft YaHei"/>
+        </w:rPr>
+        <w:t xml:space="preserve">On </w:t>
       </w:r>
       <w:r>
         <w:rPr>
@@ -6618,35 +6327,13 @@
           <w:b/>
           <w:bCs/>
         </w:rPr>
-        <w:t>Next</w:t>
-      </w:r>
-      <w:r>
-        <w:rPr>
-          <w:rFonts w:eastAsia="Microsoft YaHei"/>
-        </w:rPr>
-        <w:t xml:space="preserve"> to begin.</w:t>
-      </w:r>
-    </w:p>
-    <w:p>
-      <w:pPr>
-        <w:pStyle w:val="Heading1"/>
-      </w:pPr>
-      <w:r>
-        <w:rPr>
-          <w:rFonts w:eastAsia="Microsoft YaHei"/>
-        </w:rPr>
-        <w:t>12. Disconnecting</w:t>
-      </w:r>
-    </w:p>
-    <w:p>
-      <w:pPr>
-        <w:spacing w:after="120"/>
-      </w:pPr>
-      <w:r>
-        <w:rPr>
-          <w:rFonts w:eastAsia="Microsoft YaHei"/>
-        </w:rPr>
-        <w:t xml:space="preserve">On </w:t>
+        <w:t>Evaluation access</w:t>
+      </w:r>
+      <w:r>
+        <w:rPr>
+          <w:rFonts w:eastAsia="Microsoft YaHei"/>
+        </w:rPr>
+        <w:t xml:space="preserve">, tap </w:t>
       </w:r>
       <w:r>
         <w:rPr>
@@ -6654,20 +6341,6 @@
           <w:b/>
           <w:bCs/>
         </w:rPr>
-        <w:t>Evaluation access</w:t>
-      </w:r>
-      <w:r>
-        <w:rPr>
-          <w:rFonts w:eastAsia="Microsoft YaHei"/>
-        </w:rPr>
-        <w:t xml:space="preserve">, tap </w:t>
-      </w:r>
-      <w:r>
-        <w:rPr>
-          <w:rFonts w:eastAsia="Microsoft YaHei"/>
-          <w:b/>
-          <w:bCs/>
-        </w:rPr>
         <w:t>Disconnect access</w:t>
       </w:r>
       <w:r>
@@ -6682,15 +6355,7 @@
           <w:i/>
           <w:iCs/>
         </w:rPr>
-        <w:t>"You'll need to re-enter the invite code</w:t>
-      </w:r>
-      <w:r>
-        <w:rPr>
-          <w:rFonts w:eastAsia="Microsoft YaHei"/>
-          <w:i/>
-          <w:iCs/>
-        </w:rPr>
-        <w:t xml:space="preserve"> again."</w:t>
+        <w:t>"You'll need to re-enter the invite code again."</w:t>
       </w:r>
       <w:r>
         <w:rPr>
@@ -6748,12 +6413,6 @@
         <w:gridCol w:w="3690"/>
       </w:tblGrid>
       <w:tr>
-        <w:tblPrEx>
-          <w:tblCellMar>
-            <w:top w:w="0" w:type="dxa"/>
-            <w:bottom w:w="0" w:type="dxa"/>
-          </w:tblCellMar>
-        </w:tblPrEx>
         <w:trPr>
           <w:cantSplit/>
           <w:tblHeader/>
@@ -6854,12 +6513,6 @@
         </w:tc>
       </w:tr>
       <w:tr>
-        <w:tblPrEx>
-          <w:tblCellMar>
-            <w:top w:w="0" w:type="dxa"/>
-            <w:bottom w:w="0" w:type="dxa"/>
-          </w:tblCellMar>
-        </w:tblPrEx>
         <w:trPr>
           <w:cantSplit/>
         </w:trPr>
@@ -6946,12 +6599,6 @@
         </w:tc>
       </w:tr>
       <w:tr>
-        <w:tblPrEx>
-          <w:tblCellMar>
-            <w:top w:w="0" w:type="dxa"/>
-            <w:bottom w:w="0" w:type="dxa"/>
-          </w:tblCellMar>
-        </w:tblPrEx>
         <w:trPr>
           <w:cantSplit/>
         </w:trPr>
@@ -7048,12 +6695,6 @@
         </w:tc>
       </w:tr>
       <w:tr>
-        <w:tblPrEx>
-          <w:tblCellMar>
-            <w:top w:w="0" w:type="dxa"/>
-            <w:bottom w:w="0" w:type="dxa"/>
-          </w:tblCellMar>
-        </w:tblPrEx>
         <w:trPr>
           <w:cantSplit/>
         </w:trPr>
@@ -7140,12 +6781,6 @@
         </w:tc>
       </w:tr>
       <w:tr>
-        <w:tblPrEx>
-          <w:tblCellMar>
-            <w:top w:w="0" w:type="dxa"/>
-            <w:bottom w:w="0" w:type="dxa"/>
-          </w:tblCellMar>
-        </w:tblPrEx>
         <w:trPr>
           <w:cantSplit/>
         </w:trPr>
@@ -7232,12 +6867,6 @@
         </w:tc>
       </w:tr>
       <w:tr>
-        <w:tblPrEx>
-          <w:tblCellMar>
-            <w:top w:w="0" w:type="dxa"/>
-            <w:bottom w:w="0" w:type="dxa"/>
-          </w:tblCellMar>
-        </w:tblPrEx>
         <w:trPr>
           <w:cantSplit/>
         </w:trPr>
@@ -7261,12 +6890,12 @@
             <w:r>
               <w:rPr>
                 <w:rFonts w:eastAsia="Microsoft YaHei"/>
-                <w:sz w:val="18"/>
-                <w:szCs w:val="18"/>
                 <w:b/>
                 <w:bCs/>
-              </w:rPr>
-              <w:t xml:space="preserve">Service unavailable</w:t>
+                <w:sz w:val="18"/>
+                <w:szCs w:val="18"/>
+              </w:rPr>
+              <w:t>Service unavailable</w:t>
             </w:r>
             <w:r>
               <w:rPr>
@@ -7279,12 +6908,12 @@
             <w:r>
               <w:rPr>
                 <w:rFonts w:eastAsia="Microsoft YaHei"/>
-                <w:sz w:val="18"/>
-                <w:szCs w:val="18"/>
                 <w:b/>
                 <w:bCs/>
-              </w:rPr>
-              <w:t xml:space="preserve">MISMATCH</w:t>
+                <w:sz w:val="18"/>
+                <w:szCs w:val="18"/>
+              </w:rPr>
+              <w:t>MISMATCH</w:t>
             </w:r>
           </w:p>
         </w:tc>
@@ -7344,12 +6973,6 @@
         </w:tc>
       </w:tr>
       <w:tr>
-        <w:tblPrEx>
-          <w:tblCellMar>
-            <w:top w:w="0" w:type="dxa"/>
-            <w:bottom w:w="0" w:type="dxa"/>
-          </w:tblCellMar>
-        </w:tblPrEx>
         <w:trPr>
           <w:cantSplit/>
         </w:trPr>
@@ -7438,12 +7061,6 @@
         </w:tc>
       </w:tr>
       <w:tr>
-        <w:tblPrEx>
-          <w:tblCellMar>
-            <w:top w:w="0" w:type="dxa"/>
-            <w:bottom w:w="0" w:type="dxa"/>
-          </w:tblCellMar>
-        </w:tblPrEx>
         <w:trPr>
           <w:cantSplit/>
         </w:trPr>
@@ -7532,12 +7149,6 @@
         </w:tc>
       </w:tr>
       <w:tr>
-        <w:tblPrEx>
-          <w:tblCellMar>
-            <w:top w:w="0" w:type="dxa"/>
-            <w:bottom w:w="0" w:type="dxa"/>
-          </w:tblCellMar>
-        </w:tblPrEx>
         <w:trPr>
           <w:cantSplit/>
         </w:trPr>
@@ -7624,12 +7235,6 @@
         </w:tc>
       </w:tr>
       <w:tr>
-        <w:tblPrEx>
-          <w:tblCellMar>
-            <w:top w:w="0" w:type="dxa"/>
-            <w:bottom w:w="0" w:type="dxa"/>
-          </w:tblCellMar>
-        </w:tblPrEx>
         <w:trPr>
           <w:cantSplit/>
         </w:trPr>
@@ -7716,12 +7321,6 @@
         </w:tc>
       </w:tr>
       <w:tr>
-        <w:tblPrEx>
-          <w:tblCellMar>
-            <w:top w:w="0" w:type="dxa"/>
-            <w:bottom w:w="0" w:type="dxa"/>
-          </w:tblCellMar>
-        </w:tblPrEx>
         <w:trPr>
           <w:cantSplit/>
         </w:trPr>
@@ -7810,12 +7409,6 @@
         </w:tc>
       </w:tr>
       <w:tr>
-        <w:tblPrEx>
-          <w:tblCellMar>
-            <w:top w:w="0" w:type="dxa"/>
-            <w:bottom w:w="0" w:type="dxa"/>
-          </w:tblCellMar>
-        </w:tblPrEx>
         <w:trPr>
           <w:cantSplit/>
         </w:trPr>
@@ -7933,13 +7526,21 @@
         <w:rPr>
           <w:rFonts w:eastAsia="Microsoft YaHei"/>
         </w:rPr>
-        <w:t>The invite code is never stored. Your session</w:t>
-      </w:r>
-      <w:r>
-        <w:rPr>
-          <w:rFonts w:eastAsia="Microsoft YaHei"/>
-        </w:rPr>
-        <w:t xml:space="preserve"> and a random installation identifier are kept only in the phone's secure keystore and are removed when you disconnect.</w:t>
+        <w:t xml:space="preserve">The invite code is never stored. Your session and a random installation identifier are kept only in the phone's secure </w:t>
+      </w:r>
+      <w:proofErr w:type="spellStart"/>
+      <w:r>
+        <w:rPr>
+          <w:rFonts w:eastAsia="Microsoft YaHei"/>
+        </w:rPr>
+        <w:t>keystore</w:t>
+      </w:r>
+      <w:proofErr w:type="spellEnd"/>
+      <w:r>
+        <w:rPr>
+          <w:rFonts w:eastAsia="Microsoft YaHei"/>
+        </w:rPr>
+        <w:t xml:space="preserve"> and are removed when you disconnect.</w:t>
       </w:r>
     </w:p>
     <w:p>
@@ -7971,13 +7572,7 @@
         <w:rPr>
           <w:rFonts w:eastAsia="Microsoft YaHei"/>
         </w:rPr>
-        <w:t>The app has no analytics and no advertising, and</w:t>
-      </w:r>
-      <w:r>
-        <w:rPr>
-          <w:rFonts w:eastAsia="Microsoft YaHei"/>
-        </w:rPr>
-        <w:t xml:space="preserve"> cannot be updated over the air: every change is a new, reviewed version.</w:t>
+        <w:t>The app has no analytics and no advertising, and cannot be updated over the air: every change is a new, reviewed version.</w:t>
       </w:r>
     </w:p>
     <w:p>
@@ -8040,13 +7635,7 @@
         <w:rPr>
           <w:rFonts w:eastAsia="Microsoft YaHei"/>
         </w:rPr>
-        <w:t xml:space="preserve">This app </w:t>
-      </w:r>
-      <w:r>
-        <w:rPr>
-          <w:rFonts w:eastAsia="Microsoft YaHei"/>
-        </w:rPr>
-        <w:t>uses no cookies, web beacons or tracking technology.</w:t>
+        <w:t>This app uses no cookies, web beacons or tracking technology.</w:t>
       </w:r>
     </w:p>
     <w:p>
@@ -8069,7 +7658,21 @@
         <w:rPr>
           <w:rFonts w:eastAsia="Microsoft YaHei"/>
         </w:rPr>
-        <w:t xml:space="preserve">Controller: Cornerstone Research International Ltd (CRIL), c/o NovaUCD, Belfield Innovation Park, University College Dublin, Dublin 4, D04 V2P1, Ireland. E-mail: info@acragent.com · www.acragent.com</w:t>
+        <w:t xml:space="preserve">Controller: Cornerstone Research International Ltd (CRIL), c/o </w:t>
+      </w:r>
+      <w:proofErr w:type="spellStart"/>
+      <w:r>
+        <w:rPr>
+          <w:rFonts w:eastAsia="Microsoft YaHei"/>
+        </w:rPr>
+        <w:t>NovaUCD</w:t>
+      </w:r>
+      <w:proofErr w:type="spellEnd"/>
+      <w:r>
+        <w:rPr>
+          <w:rFonts w:eastAsia="Microsoft YaHei"/>
+        </w:rPr>
+        <w:t>, Belfield Innovation Park, University College Dublin, Dublin 4, D04 V2P1, Ireland. E-mail: info@acragent.com · www.acragent.com</w:t>
       </w:r>
     </w:p>
     <w:p>
@@ -8085,7 +7688,7 @@
         <w:rPr>
           <w:rFonts w:eastAsia="Microsoft YaHei"/>
         </w:rPr>
-        <w:t xml:space="preserve">Data collected: invite label and organisation tag; a random device identifier created by the app (held only in hashed form); pairing and expiry dates; app version; security events and request records (time, route, outcome — never content).</w:t>
+        <w:t>Data collected: invite label and organisation tag; a random device identifier created by the app (held only in hashed form); pairing and expiry dates; app version; security events and request records (time, route, outcome — never content).</w:t>
       </w:r>
     </w:p>
     <w:p>
@@ -8101,7 +7704,7 @@
         <w:rPr>
           <w:rFonts w:eastAsia="Microsoft YaHei"/>
         </w:rPr>
-        <w:t xml:space="preserve">Network data: your IP address is processed by our network provider, Cloudflare, to deliver and protect the service.</w:t>
+        <w:t>Network data: your IP address is processed by our network provider, Cloudflare, to deliver and protect the service.</w:t>
       </w:r>
     </w:p>
     <w:p>
@@ -8117,7 +7720,8 @@
         <w:rPr>
           <w:rFonts w:eastAsia="Microsoft YaHei"/>
         </w:rPr>
-        <w:t xml:space="preserve">Not collected: your name or contact details, or any patient data. Synthetic case entries are processed only to return a result and are not stored.</w:t>
+        <w:lastRenderedPageBreak/>
+        <w:t>Not collected: your name or contact details, or any patient data. Synthetic case entries are processed only to return a result and are not stored.</w:t>
       </w:r>
     </w:p>
     <w:p>
@@ -8133,7 +7737,7 @@
         <w:rPr>
           <w:rFonts w:eastAsia="Microsoft YaHei"/>
         </w:rPr>
-        <w:t xml:space="preserve">Purpose: running and securing this invited evaluation.</w:t>
+        <w:t>Purpose: running and securing this invited evaluation.</w:t>
       </w:r>
     </w:p>
     <w:p>
@@ -8149,7 +7753,7 @@
         <w:rPr>
           <w:rFonts w:eastAsia="Microsoft YaHei"/>
         </w:rPr>
-        <w:t xml:space="preserve">Legal basis: to be confirmed by legal review.</w:t>
+        <w:t>Legal basis: to be confirmed by legal review.</w:t>
       </w:r>
     </w:p>
     <w:p>
@@ -8165,7 +7769,7 @@
         <w:rPr>
           <w:rFonts w:eastAsia="Microsoft YaHei"/>
         </w:rPr>
-        <w:t xml:space="preserve">Recipients: Cloudflare, Inc., which may process data outside your country.</w:t>
+        <w:t>Recipients: Cloudflare, Inc., which may process data outside your country.</w:t>
       </w:r>
     </w:p>
     <w:p>
@@ -8181,7 +7785,7 @@
         <w:rPr>
           <w:rFonts w:eastAsia="Microsoft YaHei"/>
         </w:rPr>
-        <w:t xml:space="preserve">Retention: access ends 30 days after pairing, or on revocation; records are deleted 30 days after the evaluation ends. CRIL may amend this period.</w:t>
+        <w:t>Retention: access ends 30 days after pairing, or on revocation; records are deleted 30 days after the evaluation ends. CRIL may amend this period.</w:t>
       </w:r>
     </w:p>
     <w:p>
@@ -8197,7 +7801,7 @@
         <w:rPr>
           <w:rFonts w:eastAsia="Microsoft YaHei"/>
         </w:rPr>
-        <w:t xml:space="preserve">Your rights: access, correction, deletion, restriction and objection — contact CRIL (section 16). EU/EEA/UK: you may complain to your data protection authority.</w:t>
+        <w:t>Your rights: access, correction, deletion, restriction and objection — contact CRIL (section 16). EU/EEA/UK: you may complain to your data protection authority.</w:t>
       </w:r>
     </w:p>
     <w:p>
@@ -8210,7 +7814,7 @@
           <w:i/>
           <w:iCs/>
         </w:rPr>
-        <w:t xml:space="preserve">Full privacy policy available from CRIL on request.</w:t>
+        <w:t>Full privacy policy available from CRIL on request.</w:t>
       </w:r>
     </w:p>
     <w:p>
@@ -8232,13 +7836,7 @@
         <w:rPr>
           <w:rFonts w:eastAsia="Microsoft YaHei"/>
         </w:rPr>
-        <w:t>Plea</w:t>
-      </w:r>
-      <w:r>
-        <w:rPr>
-          <w:rFonts w:eastAsia="Microsoft YaHei"/>
-        </w:rPr>
-        <w:t>se send your findings to CRIL with:</w:t>
+        <w:t>Please send your findings to CRIL with:</w:t>
       </w:r>
     </w:p>
     <w:p>
@@ -8359,13 +7957,7 @@
         <w:rPr>
           <w:rFonts w:eastAsia="Microsoft YaHei"/>
         </w:rPr>
-        <w:t>Clinica</w:t>
-      </w:r>
-      <w:r>
-        <w:rPr>
-          <w:rFonts w:eastAsia="Microsoft YaHei"/>
-        </w:rPr>
-        <w:t xml:space="preserve">l comments on the rules themselves belong in the </w:t>
+        <w:t xml:space="preserve">Clinical comments on the rules themselves belong in the </w:t>
       </w:r>
       <w:r>
         <w:rPr>
@@ -8416,12 +8008,6 @@
         <w:gridCol w:w="7146"/>
       </w:tblGrid>
       <w:tr>
-        <w:tblPrEx>
-          <w:tblCellMar>
-            <w:top w:w="0" w:type="dxa"/>
-            <w:bottom w:w="0" w:type="dxa"/>
-          </w:tblCellMar>
-        </w:tblPrEx>
         <w:trPr>
           <w:cantSplit/>
           <w:tblHeader/>
@@ -8490,12 +8076,6 @@
         </w:tc>
       </w:tr>
       <w:tr>
-        <w:tblPrEx>
-          <w:tblCellMar>
-            <w:top w:w="0" w:type="dxa"/>
-            <w:bottom w:w="0" w:type="dxa"/>
-          </w:tblCellMar>
-        </w:tblPrEx>
         <w:trPr>
           <w:cantSplit/>
         </w:trPr>
@@ -8555,12 +8135,6 @@
         </w:tc>
       </w:tr>
       <w:tr>
-        <w:tblPrEx>
-          <w:tblCellMar>
-            <w:top w:w="0" w:type="dxa"/>
-            <w:bottom w:w="0" w:type="dxa"/>
-          </w:tblCellMar>
-        </w:tblPrEx>
         <w:trPr>
           <w:cantSplit/>
         </w:trPr>
@@ -8620,12 +8194,6 @@
         </w:tc>
       </w:tr>
       <w:tr>
-        <w:tblPrEx>
-          <w:tblCellMar>
-            <w:top w:w="0" w:type="dxa"/>
-            <w:bottom w:w="0" w:type="dxa"/>
-          </w:tblCellMar>
-        </w:tblPrEx>
         <w:trPr>
           <w:cantSplit/>
         </w:trPr>
@@ -8685,12 +8253,6 @@
         </w:tc>
       </w:tr>
       <w:tr>
-        <w:tblPrEx>
-          <w:tblCellMar>
-            <w:top w:w="0" w:type="dxa"/>
-            <w:bottom w:w="0" w:type="dxa"/>
-          </w:tblCellMar>
-        </w:tblPrEx>
         <w:trPr>
           <w:cantSplit/>
         </w:trPr>
@@ -8750,12 +8312,6 @@
         </w:tc>
       </w:tr>
       <w:tr>
-        <w:tblPrEx>
-          <w:tblCellMar>
-            <w:top w:w="0" w:type="dxa"/>
-            <w:bottom w:w="0" w:type="dxa"/>
-          </w:tblCellMar>
-        </w:tblPrEx>
         <w:trPr>
           <w:cantSplit/>
         </w:trPr>
@@ -8815,12 +8371,6 @@
         </w:tc>
       </w:tr>
       <w:tr>
-        <w:tblPrEx>
-          <w:tblCellMar>
-            <w:top w:w="0" w:type="dxa"/>
-            <w:bottom w:w="0" w:type="dxa"/>
-          </w:tblCellMar>
-        </w:tblPrEx>
         <w:trPr>
           <w:cantSplit/>
         </w:trPr>
@@ -8874,15 +8424,7 @@
                 <w:sz w:val="18"/>
                 <w:szCs w:val="18"/>
               </w:rPr>
-              <w:t>An optional probability estimate add</w:t>
-            </w:r>
-            <w:r>
-              <w:rPr>
-                <w:rFonts w:eastAsia="Microsoft YaHei"/>
-                <w:sz w:val="18"/>
-                <w:szCs w:val="18"/>
-              </w:rPr>
-              <w:t>ed to the rule-based result</w:t>
+              <w:t>An optional probability estimate added to the rule-based result</w:t>
             </w:r>
           </w:p>
         </w:tc>
@@ -8945,6 +8487,11 @@
         <w:docPartUnique/>
       </w:docPartObj>
     </w:sdtPr>
+    <w:sdtEndPr>
+      <w:rPr>
+        <w:rStyle w:val="PageNumber"/>
+      </w:rPr>
+    </w:sdtEndPr>
     <w:sdtContent>
       <w:p>
         <w:pPr>
@@ -8997,6 +8544,11 @@
         <w:docPartUnique/>
       </w:docPartObj>
     </w:sdtPr>
+    <w:sdtEndPr>
+      <w:rPr>
+        <w:rStyle w:val="PageNumber"/>
+      </w:rPr>
+    </w:sdtEndPr>
     <w:sdtContent>
       <w:p>
         <w:pPr>
@@ -9052,16 +8604,7 @@
         <w:sz w:val="16"/>
         <w:szCs w:val="16"/>
       </w:rPr>
-      <w:t xml:space="preserve">Synthetic test data only · not for clinical use · page </w:t>
-    </w:r>
-    <w:r>
-      <w:rPr>
-        <w:rFonts w:eastAsia="Microsoft YaHei"/>
-        <w:color w:val="6B7A88"/>
-        <w:sz w:val="16"/>
-        <w:szCs w:val="16"/>
-      </w:rPr>
-      <w:t xml:space="preserve"> of </w:t>
+      <w:t xml:space="preserve">Synthetic test data only · not for clinical use · page  of </w:t>
     </w:r>
     <w:r>
       <w:rPr>
@@ -9151,7 +8694,7 @@
         <w:sz w:val="16"/>
         <w:szCs w:val="16"/>
       </w:rPr>
-      <w:t>ACR Companion v0.6.6 · User manual for reviewers · DRAFT for Kraken (CRIL) approval</w:t>
+      <w:t>ACR Companion · User manual for reviewers · CRIL, invited evaluation only</w:t>
     </w:r>
   </w:p>
 </w:hdr>
